--- a/러시아 인권변호사/5부/5부_10화_대의의_완성.docx
+++ b/러시아 인권변호사/5부/5부_10화_대의의_완성.docx
@@ -595,6 +595,98 @@
           <w:sz w:val="22"/>
         </w:rPr>
         <w:t>Ни то, ни другое. Пакет забирает у президента часть полномочий — назначение судей, контроль над прокуратурой, половину решений по недрам. Президент настоял, что не будет управлять по новым правилам с мандатом, полученным по старым. Новый порядок — новый мандат.</w:t>
+      </w:r>
+    </w:p>
+    <w:p>
+      <w:pPr>
+        <w:spacing w:before="0" w:after="110" w:line="300" w:lineRule="auto"/>
+      </w:pPr>
+      <w:r>
+        <w:rPr>
+          <w:rFonts w:ascii="Times New Roman" w:hAnsi="Times New Roman" w:eastAsia="Malgun Gothic"/>
+          <w:b/>
+          <w:i w:val="0"/>
+          <w:sz w:val="22"/>
+        </w:rPr>
+        <w:t xml:space="preserve">Депутат 1: </w:t>
+      </w:r>
+      <w:r>
+        <w:rPr>
+          <w:rFonts w:ascii="Times New Roman" w:hAnsi="Times New Roman" w:eastAsia="Malgun Gothic"/>
+          <w:b w:val="0"/>
+          <w:i w:val="0"/>
+          <w:sz w:val="22"/>
+        </w:rPr>
+        <w:t>А какой срок у этого нового мандата? Опять досрочный?</w:t>
+      </w:r>
+    </w:p>
+    <w:p>
+      <w:pPr>
+        <w:spacing w:before="0" w:after="110" w:line="300" w:lineRule="auto"/>
+      </w:pPr>
+      <w:r>
+        <w:rPr>
+          <w:rFonts w:ascii="Times New Roman" w:hAnsi="Times New Roman" w:eastAsia="Malgun Gothic"/>
+          <w:b/>
+          <w:i w:val="0"/>
+          <w:sz w:val="22"/>
+        </w:rPr>
+        <w:t xml:space="preserve">Гребенщиков: </w:t>
+      </w:r>
+      <w:r>
+        <w:rPr>
+          <w:rFonts w:ascii="Times New Roman" w:hAnsi="Times New Roman" w:eastAsia="Malgun Gothic"/>
+          <w:b w:val="0"/>
+          <w:i w:val="0"/>
+          <w:sz w:val="22"/>
+        </w:rPr>
+        <w:t>Нет. Та же статья закрепляет: срок полномочий президента — четыре года, не более двух сроков подряд. Если президент побеждает на выборах по статье двенадцатой, с этого дня начинается новый четырёхлетний срок. Проигрывает — уходит, и никаких переходных периодов.</w:t>
+      </w:r>
+    </w:p>
+    <w:p>
+      <w:pPr>
+        <w:spacing w:before="0" w:after="110" w:line="300" w:lineRule="auto"/>
+      </w:pPr>
+      <w:r>
+        <w:rPr>
+          <w:rFonts w:ascii="Times New Roman" w:hAnsi="Times New Roman" w:eastAsia="Malgun Gothic"/>
+          <w:b/>
+          <w:i w:val="0"/>
+          <w:sz w:val="22"/>
+        </w:rPr>
+        <w:t xml:space="preserve">Корнеев: </w:t>
+      </w:r>
+      <w:r>
+        <w:rPr>
+          <w:rFonts w:ascii="Times New Roman" w:hAnsi="Times New Roman" w:eastAsia="Malgun Gothic"/>
+          <w:b w:val="0"/>
+          <w:i w:val="0"/>
+          <w:sz w:val="22"/>
+        </w:rPr>
+        <w:t>То есть он рискует всем ради того, чтобы обнулить себе счётчик?</w:t>
+      </w:r>
+    </w:p>
+    <w:p>
+      <w:pPr>
+        <w:spacing w:before="0" w:after="110" w:line="300" w:lineRule="auto"/>
+      </w:pPr>
+      <w:r>
+        <w:rPr>
+          <w:rFonts w:ascii="Times New Roman" w:hAnsi="Times New Roman" w:eastAsia="Malgun Gothic"/>
+          <w:b/>
+          <w:i w:val="0"/>
+          <w:sz w:val="22"/>
+        </w:rPr>
+        <w:t xml:space="preserve">Гребенщиков: </w:t>
+      </w:r>
+      <w:r>
+        <w:rPr>
+          <w:rFonts w:ascii="Times New Roman" w:hAnsi="Times New Roman" w:eastAsia="Malgun Gothic"/>
+          <w:b w:val="0"/>
+          <w:i w:val="0"/>
+          <w:sz w:val="22"/>
+        </w:rPr>
+        <w:t>Счётчик не обнуляется, Виталий Семёнович. Выборы по статье двенадцатой считаются первым сроком по новой конституции, и второй будет последним. Это записано отдельной строкой — специально для таких вопросов, как ваш.</w:t>
       </w:r>
     </w:p>
     <w:p>

--- a/러시아 인권변호사/5부/5부_10화_대의의_완성.docx
+++ b/러시아 인권변호사/5부/5부_10화_대의의_완성.docx
@@ -423,7 +423,7 @@
           <w:i w:val="0"/>
           <w:sz w:val="22"/>
         </w:rPr>
-        <w:t xml:space="preserve"> Коллеги, нам говорят о независимых судах. Прекрасно. Но позвольте спросить словами классика: «А судьи кто?» Кто будет назначать этих независимых судей, если не президент и не его люди?</w:t>
+        <w:t xml:space="preserve"> Коллеги, нам говорят о независимых судах. Прекрасно. Но позвольте напомнить старую пословицу: «Рука руку моет». Кто будет назначать этих независимых судей, если не президент и не его люди?</w:t>
       </w:r>
     </w:p>
     <w:p>
@@ -3767,7 +3767,7 @@
           <w:i w:val="0"/>
           <w:sz w:val="22"/>
         </w:rPr>
-        <w:t>Грибоедов, «Горе от ума» (Чацкий): «А судьи кто?»</w:t>
+        <w:t>Русская пословица: «Рука руку моет»</w:t>
       </w:r>
       <w:r>
         <w:rPr>
@@ -3776,7 +3776,7 @@
           <w:i w:val="0"/>
           <w:sz w:val="22"/>
         </w:rPr>
-        <w:t xml:space="preserve"> — 차츠키의 독백 첫머리. 두마 토론에서 코르네예프가 "독립 판사는 누가 임명하느냐"고 반대 논리로 인용하고, 그레벤시코프가 판사 추천위원회·사건 추첨 배당으로 답하며 이 질문이 곧 사법개혁의 핵심 질문이었음을 보여 준다(장면 2).</w:t>
+        <w:t xml:space="preserve"> — 한통속끼리 서로 감싸 준다는 속담. 두마 토론에서 코르네예프가 "독립 판사도 결국 대통령 사람들이 임명하지 않느냐"는 반대 논리로 인용하고, 그레벤시코프가 판사 추천위원회·사건 추첨 배당으로 답하며 이 의심이 곧 사법개혁의 핵심 질문이었음을 보여 준다(장면 2).</w:t>
       </w:r>
     </w:p>
     <w:p>

--- a/러시아 인권변호사/5부/5부_10화_대의의_완성.docx
+++ b/러시아 인권변호사/5부/5부_10화_대의의_완성.docx
@@ -3776,7 +3776,7 @@
           <w:i w:val="0"/>
           <w:sz w:val="22"/>
         </w:rPr>
-        <w:t xml:space="preserve"> — 한통속끼리 서로 감싸 준다는 속담. 두마 토론에서 코르네예프가 "독립 판사도 결국 대통령 사람들이 임명하지 않느냐"는 반대 논리로 인용하고, 그레벤시코프가 판사 추천위원회·사건 추첨 배당으로 답하며 이 의심이 곧 사법개혁의 핵심 질문이었음을 보여 준다(장면 2).</w:t>
+        <w:t xml:space="preserve"> — 한국어 해설: 한통속끼리 서로 감싸 준다는 속담. 두마 토론에서 코르네예프가 "독립 판사도 결국 대통령 사람들이 임명하지 않느냐"는 반대 논리로 인용하고, 그레벤시코프가 판사 추천위원회·사건 추첨 배당으로 답하며 이 의심이 곧 사법개혁의 핵심 질문이었음을 보여 준다(장면 2).</w:t>
       </w:r>
     </w:p>
     <w:p>
@@ -3799,7 +3799,7 @@
           <w:i w:val="0"/>
           <w:sz w:val="22"/>
         </w:rPr>
-        <w:t xml:space="preserve"> — 제각기 다른 방향으로 수레를 끄는 세 짐승의 우화. 권한 분배에 불만을 터뜨리는 가난한 주의 주지사에게 료샤가 인용하며, 개헌 패키지는 합의를 강요하는 것이 아니라 공개적으로 협상하게 만드는 장치라고 설명한다(장면 7).</w:t>
+        <w:t xml:space="preserve"> — 한국어 해설: 제각기 다른 방향으로 수레를 끄는 세 짐승의 우화. 권한 분배에 불만을 터뜨리는 가난한 주의 주지사에게 료샤가 인용하며, 개헌 패키지는 합의를 강요하는 것이 아니라 공개적으로 협상하게 만드는 장치라고 설명한다(장면 7).</w:t>
       </w:r>
     </w:p>
     <w:p>

--- a/러시아 인권변호사/5부/5부_10화_대의의_완성.docx
+++ b/러시아 인권변호사/5부/5부_10화_대의의_완성.docx
@@ -36,7 +36,7 @@
           <w:i w:val="0"/>
           <w:sz w:val="22"/>
         </w:rPr>
-        <w:t>알렉세이 “료샤” 오를로프(대통령) / 이리나 마르첸코(대통령 법률 자문) / 카탸 리시나(대통령 행정실장) / 아나톨리 그레벤시코프(정무 참모, 두마 표결 보고) / 키릴 안드레예비치 스미르노프(국가재정투명성청장) / 아나스타시야(나스탸) 드미트리예브나(국가재정투명성청 공동 책임자) / 이졸다 티모페예브나 소콜로바(수석 감사역) / 베니아민 올레고비치 스트레시네프(포렌식 회계사) / 두마 의원 비탈리 세묘노비치 코르네예프(3화의 반대파 의원) / 두마 의장(단역) / 의원 1·2·3(단역) / 마리나 빅토로브나 젤레즈냐크(국가재정투명성청 지역 담당, 화상) / 카멘스크주 주지사 글레프 세르게예비치 뱌트킨(신규, 화상) / 미하일 예고로비치(타이볼라 촐칸 공동체 대표, 전화) / 마리나 쿠즈네초바(「Новтекс」 노동자, 전화) / 세묜 두빈(시브자보드 노동자, 전화) / 안나 오를로바(료샤의 어머니, 전화) / 기자(단역)</w:t>
+        <w:t>알렉세이 “료샤” 오를로프(대통령) / 이리나 마르첸코(대통령 법률 자문) / 카탸 리시나(대통령 행정실장) / 아나톨리 그레벤시코프(정무 참모, 두마 표결 보고) / 키릴 안드레예비치 스미르노프(국가재정투명성청장) / 아나스타시야(나스탸) 드미트리예브나(국가재정투명성청 공동 책임자) / 이졸다 티모페예브나 소콜로바(수석 감사역) / 베니아민 올레고비치 스트레시네프(포렌식 회계사) / 두마 의원 비탈리 세묘노비치 코르네예프(3화의 반대파 의원) / 두마 의장(단역) / 의원 1·2·3(단역) / 마리나 빅토로브나 젤레즈냐크(국가재정투명성청 지역 담당, 화상) / 카멘스크주 주지사 글레프 세르게예비치 뱌트킨(신규, 화상) / 미하일 예고로비치(타이볼라 촐칸 공동체 대표, 전화) / 마리나 쿠즈네초바(「Новтекс」 노동자, 전화) / 세묜 두빈(시브자보드 노동자, 전화) / 안나 오를로바(료샤의 어머니, 전화) / 기자(단역) / 경호원(단역)</w:t>
       </w:r>
     </w:p>
     <w:p>
@@ -3379,22 +3379,13 @@
           <w:color w:val="1F3864"/>
           <w:sz w:val="26"/>
         </w:rPr>
-        <w:t>장면 14 — 국민에게 보내는 메시지</w:t>
+        <w:t>장면 14 — 조촐한 축하 준비, 누가 무엇을 사 오나</w:t>
       </w:r>
     </w:p>
     <w:p>
       <w:pPr>
         <w:spacing w:before="0" w:after="110" w:line="300" w:lineRule="auto"/>
       </w:pPr>
-      <w:r>
-        <w:rPr>
-          <w:rFonts w:ascii="Times New Roman" w:hAnsi="Times New Roman" w:eastAsia="Malgun Gothic"/>
-          <w:b/>
-          <w:i w:val="0"/>
-          <w:sz w:val="22"/>
-        </w:rPr>
-        <w:t xml:space="preserve">Лёша: </w:t>
-      </w:r>
       <w:r>
         <w:rPr>
           <w:rFonts w:ascii="Times New Roman" w:hAnsi="Times New Roman" w:eastAsia="Malgun Gothic"/>
@@ -3403,16 +3394,7 @@
           <w:color w:val="555555"/>
           <w:sz w:val="22"/>
         </w:rPr>
-        <w:t>(в телеобращении)</w:t>
-      </w:r>
-      <w:r>
-        <w:rPr>
-          <w:rFonts w:ascii="Times New Roman" w:hAnsi="Times New Roman" w:eastAsia="Malgun Gothic"/>
-          <w:b w:val="0"/>
-          <w:i w:val="0"/>
-          <w:sz w:val="22"/>
-        </w:rPr>
-        <w:t xml:space="preserve"> Дорогие граждане. Сегодня страна сделала шаг, который многие ещё недавно считали невозможным.</w:t>
+        <w:t>(Охранник вносит пакеты с ужином — уже проверенные на входе — ставит их на край стола для совещаний и молча выходит.)</w:t>
       </w:r>
     </w:p>
     <w:p>
@@ -3426,7 +3408,7 @@
           <w:i w:val="0"/>
           <w:sz w:val="22"/>
         </w:rPr>
-        <w:t xml:space="preserve">Лёша: </w:t>
+        <w:t xml:space="preserve">Катя: </w:t>
       </w:r>
       <w:r>
         <w:rPr>
@@ -3435,7 +3417,7 @@
           <w:i w:val="0"/>
           <w:sz w:val="22"/>
         </w:rPr>
-        <w:t>С этого дня ваш суд не зависит от губернатора, а прокурор — от того, кому он обязан должностью. Регионы сами распоряжаются заметной частью того, что лежит у них под ногами.</w:t>
+        <w:t>Так. Раз ужин приехал, давайте хоть стол по-человечески накроем. Бумаги — на подоконник.</w:t>
       </w:r>
     </w:p>
     <w:p>
@@ -3449,7 +3431,7 @@
           <w:i w:val="0"/>
           <w:sz w:val="22"/>
         </w:rPr>
-        <w:t xml:space="preserve">Лёша: </w:t>
+        <w:t xml:space="preserve">Гребенщиков: </w:t>
       </w:r>
       <w:r>
         <w:rPr>
@@ -3458,7 +3440,7 @@
           <w:i w:val="0"/>
           <w:sz w:val="22"/>
         </w:rPr>
-        <w:t>И с этого дня у президента меньше власти, чем было утром. По новым правилам я пойду на досрочные выборы. Я получил мандат по старым правилам — и хочу, чтобы вы проверили меня по новым.</w:t>
+        <w:t>Мои таблицы — на подоконник? Екатерина Ивановна, это же подсчёт голосов.</w:t>
       </w:r>
     </w:p>
     <w:p>
@@ -3472,7 +3454,7 @@
           <w:i w:val="0"/>
           <w:sz w:val="22"/>
         </w:rPr>
-        <w:t xml:space="preserve">Лёша: </w:t>
+        <w:t xml:space="preserve">Катя: </w:t>
       </w:r>
       <w:r>
         <w:rPr>
@@ -3481,7 +3463,7 @@
           <w:i w:val="0"/>
           <w:sz w:val="22"/>
         </w:rPr>
-        <w:t>Не буду обещать, что дальше будет легко. Но обещаю: та честность, с которой начинался этот путь, останется его основой, пока я на этом посту.</w:t>
+        <w:t>Голоса уже подсчитаны, Анатолий Викторович. Триста восемнадцать. Подоконник их не испортит.</w:t>
       </w:r>
     </w:p>
     <w:p>
@@ -3495,7 +3477,7 @@
           <w:i w:val="0"/>
           <w:sz w:val="22"/>
         </w:rPr>
-        <w:t xml:space="preserve">Лёша: </w:t>
+        <w:t xml:space="preserve">Настя: </w:t>
       </w:r>
       <w:r>
         <w:rPr>
@@ -3504,23 +3486,30 @@
           <w:i w:val="0"/>
           <w:sz w:val="22"/>
         </w:rPr>
-        <w:t>Виктор Быков однажды сказал, что правда не перестаёт быть правдой оттого, что она кому-то наверху невыгодна. Сегодня, кажется, правда наконец начала весить больше, чем удобство лжи.</w:t>
+        <w:t>А кроме ужина что? Праздник без торта — это просто поздний ужин.</w:t>
       </w:r>
     </w:p>
     <w:p>
       <w:pPr>
-        <w:keepNext/>
-        <w:spacing w:before="320" w:after="140"/>
+        <w:spacing w:before="0" w:after="110" w:line="300" w:lineRule="auto"/>
       </w:pPr>
       <w:r>
         <w:rPr>
           <w:rFonts w:ascii="Times New Roman" w:hAnsi="Times New Roman" w:eastAsia="Malgun Gothic"/>
           <w:b/>
           <w:i w:val="0"/>
-          <w:color w:val="1F3864"/>
-          <w:sz w:val="26"/>
-        </w:rPr>
-        <w:t>장면 15 — 마무리, 다음 화로</w:t>
+          <w:sz w:val="22"/>
+        </w:rPr>
+        <w:t xml:space="preserve">Кирилл: </w:t>
+      </w:r>
+      <w:r>
+        <w:rPr>
+          <w:rFonts w:ascii="Times New Roman" w:hAnsi="Times New Roman" w:eastAsia="Malgun Gothic"/>
+          <w:b w:val="0"/>
+          <w:i w:val="0"/>
+          <w:sz w:val="22"/>
+        </w:rPr>
+        <w:t>Внизу у метро есть круглосуточный. Там и торт, и сок, и всё что хочешь.</w:t>
       </w:r>
     </w:p>
     <w:p>
@@ -3534,7 +3523,7 @@
           <w:i w:val="0"/>
           <w:sz w:val="22"/>
         </w:rPr>
-        <w:t xml:space="preserve">Ирина: </w:t>
+        <w:t xml:space="preserve">Настя: </w:t>
       </w:r>
       <w:r>
         <w:rPr>
@@ -3543,7 +3532,7 @@
           <w:i w:val="0"/>
           <w:sz w:val="22"/>
         </w:rPr>
-        <w:t>Хорошая речь.</w:t>
+        <w:t>Ну и кто побежит?</w:t>
       </w:r>
     </w:p>
     <w:p>
@@ -3557,7 +3546,7 @@
           <w:i w:val="0"/>
           <w:sz w:val="22"/>
         </w:rPr>
-        <w:t xml:space="preserve">Лёша: </w:t>
+        <w:t xml:space="preserve">Вениамин: </w:t>
       </w:r>
       <w:r>
         <w:rPr>
@@ -3566,7 +3555,7 @@
           <w:i w:val="0"/>
           <w:sz w:val="22"/>
         </w:rPr>
-        <w:t>Ирина, вы каждый раз это говорите.</w:t>
+        <w:t>Могу я. Мне всё равно надо пройтись, я с утра из-за стола не вставал.</w:t>
       </w:r>
     </w:p>
     <w:p>
@@ -3580,7 +3569,7 @@
           <w:i w:val="0"/>
           <w:sz w:val="22"/>
         </w:rPr>
-        <w:t xml:space="preserve">Ирина: </w:t>
+        <w:t xml:space="preserve">Изольда: </w:t>
       </w:r>
       <w:r>
         <w:rPr>
@@ -3589,7 +3578,7 @@
           <w:i w:val="0"/>
           <w:sz w:val="22"/>
         </w:rPr>
-        <w:t>Потому что каждый раз это правда.</w:t>
+        <w:t>Вениамин Олегович, вы же купите самый дешёвый торт и принесёте чек с пояснительной запиской.</w:t>
       </w:r>
     </w:p>
     <w:p>
@@ -3603,7 +3592,99 @@
           <w:i w:val="0"/>
           <w:sz w:val="22"/>
         </w:rPr>
+        <w:t xml:space="preserve">Вениамин: </w:t>
+      </w:r>
+      <w:r>
+        <w:rPr>
+          <w:rFonts w:ascii="Times New Roman" w:hAnsi="Times New Roman" w:eastAsia="Malgun Gothic"/>
+          <w:b w:val="0"/>
+          <w:i w:val="0"/>
+          <w:sz w:val="22"/>
+        </w:rPr>
+        <w:t>Чек принесу обязательно. Без записки.</w:t>
+      </w:r>
+    </w:p>
+    <w:p>
+      <w:pPr>
+        <w:spacing w:before="0" w:after="110" w:line="300" w:lineRule="auto"/>
+      </w:pPr>
+      <w:r>
+        <w:rPr>
+          <w:rFonts w:ascii="Times New Roman" w:hAnsi="Times New Roman" w:eastAsia="Malgun Gothic"/>
+          <w:b/>
+          <w:i w:val="0"/>
+          <w:sz w:val="22"/>
+        </w:rPr>
+        <w:t xml:space="preserve">Настя: </w:t>
+      </w:r>
+      <w:r>
+        <w:rPr>
+          <w:rFonts w:ascii="Times New Roman" w:hAnsi="Times New Roman" w:eastAsia="Malgun Gothic"/>
+          <w:b w:val="0"/>
+          <w:i w:val="0"/>
+          <w:sz w:val="22"/>
+        </w:rPr>
+        <w:t>Я с ним. Для контроля качества.</w:t>
+      </w:r>
+    </w:p>
+    <w:p>
+      <w:pPr>
+        <w:spacing w:before="0" w:after="110" w:line="300" w:lineRule="auto"/>
+      </w:pPr>
+      <w:r>
+        <w:rPr>
+          <w:rFonts w:ascii="Times New Roman" w:hAnsi="Times New Roman" w:eastAsia="Malgun Gothic"/>
+          <w:b/>
+          <w:i w:val="0"/>
+          <w:sz w:val="22"/>
+        </w:rPr>
         <w:t xml:space="preserve">Лёша: </w:t>
+      </w:r>
+      <w:r>
+        <w:rPr>
+          <w:rFonts w:ascii="Times New Roman" w:hAnsi="Times New Roman" w:eastAsia="Malgun Gothic"/>
+          <w:b w:val="0"/>
+          <w:i w:val="0"/>
+          <w:sz w:val="22"/>
+        </w:rPr>
+        <w:t>Подождите. Всё за мой счёт. Сегодня я угощаю.</w:t>
+      </w:r>
+    </w:p>
+    <w:p>
+      <w:pPr>
+        <w:spacing w:before="0" w:after="110" w:line="300" w:lineRule="auto"/>
+      </w:pPr>
+      <w:r>
+        <w:rPr>
+          <w:rFonts w:ascii="Times New Roman" w:hAnsi="Times New Roman" w:eastAsia="Malgun Gothic"/>
+          <w:b/>
+          <w:i w:val="0"/>
+          <w:sz w:val="22"/>
+        </w:rPr>
+        <w:t xml:space="preserve">Катя: </w:t>
+      </w:r>
+      <w:r>
+        <w:rPr>
+          <w:rFonts w:ascii="Times New Roman" w:hAnsi="Times New Roman" w:eastAsia="Malgun Gothic"/>
+          <w:b w:val="0"/>
+          <w:i w:val="0"/>
+          <w:sz w:val="22"/>
+        </w:rPr>
+        <w:t>Нет уж, Алексей Николаевич. Скидываемся поровну. А то завтра Кирилл Андреевич напишет, что президент угощал сотрудников службы.</w:t>
+      </w:r>
+    </w:p>
+    <w:p>
+      <w:pPr>
+        <w:spacing w:before="0" w:after="110" w:line="300" w:lineRule="auto"/>
+      </w:pPr>
+      <w:r>
+        <w:rPr>
+          <w:rFonts w:ascii="Times New Roman" w:hAnsi="Times New Roman" w:eastAsia="Malgun Gothic"/>
+          <w:b/>
+          <w:i w:val="0"/>
+          <w:sz w:val="22"/>
+        </w:rPr>
+        <w:t xml:space="preserve">Кирилл: </w:t>
       </w:r>
       <w:r>
         <w:rPr>
@@ -3613,7 +3694,7 @@
           <w:color w:val="555555"/>
           <w:sz w:val="22"/>
         </w:rPr>
-        <w:t>(глядя в окно на ночную Москву)</w:t>
+        <w:t>(серьёзно)</w:t>
       </w:r>
       <w:r>
         <w:rPr>
@@ -3622,7 +3703,7 @@
           <w:i w:val="0"/>
           <w:sz w:val="22"/>
         </w:rPr>
-        <w:t xml:space="preserve"> Знаете, что странно?</w:t>
+        <w:t xml:space="preserve"> Напишу. В годовом отчёте, в разделе «подарки должностным лицам».</w:t>
       </w:r>
     </w:p>
     <w:p>
@@ -3636,7 +3717,7 @@
           <w:i w:val="0"/>
           <w:sz w:val="22"/>
         </w:rPr>
-        <w:t xml:space="preserve">Ирина: </w:t>
+        <w:t xml:space="preserve">Лёша: </w:t>
       </w:r>
       <w:r>
         <w:rPr>
@@ -3645,7 +3726,7 @@
           <w:i w:val="0"/>
           <w:sz w:val="22"/>
         </w:rPr>
-        <w:t>Что?</w:t>
+        <w:t>Ладно, ладно, сдаюсь. Сколько с носа?</w:t>
       </w:r>
     </w:p>
     <w:p>
@@ -3659,7 +3740,7 @@
           <w:i w:val="0"/>
           <w:sz w:val="22"/>
         </w:rPr>
-        <w:t xml:space="preserve">Лёша: </w:t>
+        <w:t xml:space="preserve">Настя: </w:t>
       </w:r>
       <w:r>
         <w:rPr>
@@ -3668,7 +3749,7 @@
           <w:i w:val="0"/>
           <w:sz w:val="22"/>
         </w:rPr>
-        <w:t>Дело почти завершено. А ощущение, что впереди ещё столько же, сколько уже пройдено.</w:t>
+        <w:t>По пятьсот. У кого нет наличных — переводите мне на карту.</w:t>
       </w:r>
     </w:p>
     <w:p>
@@ -3682,7 +3763,7 @@
           <w:i w:val="0"/>
           <w:sz w:val="22"/>
         </w:rPr>
-        <w:t xml:space="preserve">Ирина: </w:t>
+        <w:t xml:space="preserve">Гребенщиков: </w:t>
       </w:r>
       <w:r>
         <w:rPr>
@@ -3691,7 +3772,7 @@
           <w:i w:val="0"/>
           <w:sz w:val="22"/>
         </w:rPr>
-        <w:t>Может быть, так оно и есть. Дело редко имеет финальную точку, Алексей Николаевич. Обычно оно просто продолжается в других формах.</w:t>
+        <w:t>У меня только пятитысячная. Сдачу потом отдашь?</w:t>
       </w:r>
     </w:p>
     <w:p>
@@ -3705,7 +3786,7 @@
           <w:i w:val="0"/>
           <w:sz w:val="22"/>
         </w:rPr>
-        <w:t xml:space="preserve">Лёша: </w:t>
+        <w:t xml:space="preserve">Настя: </w:t>
       </w:r>
       <w:r>
         <w:rPr>
@@ -3714,7 +3795,7 @@
           <w:i w:val="0"/>
           <w:sz w:val="22"/>
         </w:rPr>
-        <w:t>Значит, продолжаем.</w:t>
+        <w:t>Отдам, Анатолий Викторович. Не обеднеете до понедельника.</w:t>
       </w:r>
     </w:p>
     <w:p>
@@ -3728,7 +3809,7 @@
           <w:i w:val="0"/>
           <w:sz w:val="22"/>
         </w:rPr>
-        <w:t xml:space="preserve">Ирина: </w:t>
+        <w:t xml:space="preserve">Изольда: </w:t>
       </w:r>
       <w:r>
         <w:rPr>
@@ -3737,11 +3818,605 @@
           <w:i w:val="0"/>
           <w:sz w:val="22"/>
         </w:rPr>
-        <w:t>Продолжаем.</w:t>
+        <w:t>И тарелки возьмите. И салфетки. Мужчины вечно забывают тарелки.</w:t>
       </w:r>
     </w:p>
     <w:p>
       <w:pPr>
+        <w:spacing w:before="0" w:after="110" w:line="300" w:lineRule="auto"/>
+      </w:pPr>
+      <w:r>
+        <w:rPr>
+          <w:rFonts w:ascii="Times New Roman" w:hAnsi="Times New Roman" w:eastAsia="Malgun Gothic"/>
+          <w:b/>
+          <w:i w:val="0"/>
+          <w:sz w:val="22"/>
+        </w:rPr>
+        <w:t xml:space="preserve">Вениамин: </w:t>
+      </w:r>
+      <w:r>
+        <w:rPr>
+          <w:rFonts w:ascii="Times New Roman" w:hAnsi="Times New Roman" w:eastAsia="Malgun Gothic"/>
+          <w:b w:val="0"/>
+          <w:i/>
+          <w:color w:val="555555"/>
+          <w:sz w:val="22"/>
+        </w:rPr>
+        <w:t>(записывает)</w:t>
+      </w:r>
+      <w:r>
+        <w:rPr>
+          <w:rFonts w:ascii="Times New Roman" w:hAnsi="Times New Roman" w:eastAsia="Malgun Gothic"/>
+          <w:b w:val="0"/>
+          <w:i w:val="0"/>
+          <w:sz w:val="22"/>
+        </w:rPr>
+        <w:t xml:space="preserve"> Торт, сок, шампанское, тарелки, салфетки. Свечи?</w:t>
+      </w:r>
+    </w:p>
+    <w:p>
+      <w:pPr>
+        <w:spacing w:before="0" w:after="110" w:line="300" w:lineRule="auto"/>
+      </w:pPr>
+      <w:r>
+        <w:rPr>
+          <w:rFonts w:ascii="Times New Roman" w:hAnsi="Times New Roman" w:eastAsia="Malgun Gothic"/>
+          <w:b/>
+          <w:i w:val="0"/>
+          <w:sz w:val="22"/>
+        </w:rPr>
+        <w:t xml:space="preserve">Катя: </w:t>
+      </w:r>
+      <w:r>
+        <w:rPr>
+          <w:rFonts w:ascii="Times New Roman" w:hAnsi="Times New Roman" w:eastAsia="Malgun Gothic"/>
+          <w:b w:val="0"/>
+          <w:i w:val="0"/>
+          <w:sz w:val="22"/>
+        </w:rPr>
+        <w:t>Свечи-то зачем? У нас не день рождения.</w:t>
+      </w:r>
+    </w:p>
+    <w:p>
+      <w:pPr>
+        <w:spacing w:before="0" w:after="110" w:line="300" w:lineRule="auto"/>
+      </w:pPr>
+      <w:r>
+        <w:rPr>
+          <w:rFonts w:ascii="Times New Roman" w:hAnsi="Times New Roman" w:eastAsia="Malgun Gothic"/>
+          <w:b/>
+          <w:i w:val="0"/>
+          <w:sz w:val="22"/>
+        </w:rPr>
+        <w:t xml:space="preserve">Ирина: </w:t>
+      </w:r>
+      <w:r>
+        <w:rPr>
+          <w:rFonts w:ascii="Times New Roman" w:hAnsi="Times New Roman" w:eastAsia="Malgun Gothic"/>
+          <w:b w:val="0"/>
+          <w:i w:val="0"/>
+          <w:sz w:val="22"/>
+        </w:rPr>
+        <w:t>А почему бы и нет? У Конституции сегодня, можно сказать, день рождения. В новой редакции.</w:t>
+      </w:r>
+    </w:p>
+    <w:p>
+      <w:pPr>
+        <w:spacing w:before="0" w:after="110" w:line="300" w:lineRule="auto"/>
+      </w:pPr>
+      <w:r>
+        <w:rPr>
+          <w:rFonts w:ascii="Times New Roman" w:hAnsi="Times New Roman" w:eastAsia="Malgun Gothic"/>
+          <w:b/>
+          <w:i w:val="0"/>
+          <w:sz w:val="22"/>
+        </w:rPr>
+        <w:t xml:space="preserve">Изольда: </w:t>
+      </w:r>
+      <w:r>
+        <w:rPr>
+          <w:rFonts w:ascii="Times New Roman" w:hAnsi="Times New Roman" w:eastAsia="Malgun Gothic"/>
+          <w:b w:val="0"/>
+          <w:i w:val="0"/>
+          <w:sz w:val="22"/>
+        </w:rPr>
+        <w:t>Тогда одну свечку. Скромно, по-аудиторски.</w:t>
+      </w:r>
+    </w:p>
+    <w:p>
+      <w:pPr>
+        <w:spacing w:before="0" w:after="110" w:line="300" w:lineRule="auto"/>
+      </w:pPr>
+      <w:r>
+        <w:rPr>
+          <w:rFonts w:ascii="Times New Roman" w:hAnsi="Times New Roman" w:eastAsia="Malgun Gothic"/>
+          <w:b/>
+          <w:i w:val="0"/>
+          <w:sz w:val="22"/>
+        </w:rPr>
+        <w:t xml:space="preserve">Катя: </w:t>
+      </w:r>
+      <w:r>
+        <w:rPr>
+          <w:rFonts w:ascii="Times New Roman" w:hAnsi="Times New Roman" w:eastAsia="Malgun Gothic"/>
+          <w:b w:val="0"/>
+          <w:i w:val="0"/>
+          <w:sz w:val="22"/>
+        </w:rPr>
+        <w:t>Только охрану внизу предупредите. А то вас с тортом до утра на рамке продержат.</w:t>
+      </w:r>
+    </w:p>
+    <w:p>
+      <w:pPr>
+        <w:spacing w:before="0" w:after="110" w:line="300" w:lineRule="auto"/>
+      </w:pPr>
+      <w:r>
+        <w:rPr>
+          <w:rFonts w:ascii="Times New Roman" w:hAnsi="Times New Roman" w:eastAsia="Malgun Gothic"/>
+          <w:b w:val="0"/>
+          <w:i/>
+          <w:color w:val="555555"/>
+          <w:sz w:val="22"/>
+        </w:rPr>
+        <w:t>(Настя и Вениамин уходят.)</w:t>
+      </w:r>
+    </w:p>
+    <w:p>
+      <w:pPr>
+        <w:spacing w:before="0" w:after="110" w:line="300" w:lineRule="auto"/>
+      </w:pPr>
+      <w:r>
+        <w:rPr>
+          <w:rFonts w:ascii="Times New Roman" w:hAnsi="Times New Roman" w:eastAsia="Malgun Gothic"/>
+          <w:b w:val="0"/>
+          <w:i/>
+          <w:color w:val="555555"/>
+          <w:sz w:val="22"/>
+        </w:rPr>
+        <w:t>(Через полчаса. Стол накрыт. Изольда степлером скрепляет на шкафу бумажную гирлянду: буквы «УРА» вырезаны из распечаток.)</w:t>
+      </w:r>
+    </w:p>
+    <w:p>
+      <w:pPr>
+        <w:spacing w:before="0" w:after="110" w:line="300" w:lineRule="auto"/>
+      </w:pPr>
+      <w:r>
+        <w:rPr>
+          <w:rFonts w:ascii="Times New Roman" w:hAnsi="Times New Roman" w:eastAsia="Malgun Gothic"/>
+          <w:b/>
+          <w:i w:val="0"/>
+          <w:sz w:val="22"/>
+        </w:rPr>
+        <w:t xml:space="preserve">Гребенщиков: </w:t>
+      </w:r>
+      <w:r>
+        <w:rPr>
+          <w:rFonts w:ascii="Times New Roman" w:hAnsi="Times New Roman" w:eastAsia="Malgun Gothic"/>
+          <w:b w:val="0"/>
+          <w:i w:val="0"/>
+          <w:sz w:val="22"/>
+        </w:rPr>
+        <w:t>Это что, из моих таблиц?</w:t>
+      </w:r>
+    </w:p>
+    <w:p>
+      <w:pPr>
+        <w:spacing w:before="0" w:after="110" w:line="300" w:lineRule="auto"/>
+      </w:pPr>
+      <w:r>
+        <w:rPr>
+          <w:rFonts w:ascii="Times New Roman" w:hAnsi="Times New Roman" w:eastAsia="Malgun Gothic"/>
+          <w:b/>
+          <w:i w:val="0"/>
+          <w:sz w:val="22"/>
+        </w:rPr>
+        <w:t xml:space="preserve">Изольда: </w:t>
+      </w:r>
+      <w:r>
+        <w:rPr>
+          <w:rFonts w:ascii="Times New Roman" w:hAnsi="Times New Roman" w:eastAsia="Malgun Gothic"/>
+          <w:b w:val="0"/>
+          <w:i w:val="0"/>
+          <w:sz w:val="22"/>
+        </w:rPr>
+        <w:t>Из черновиков, Анатолий Викторович. Не волнуйтесь, чистовики на подоконнике.</w:t>
+      </w:r>
+    </w:p>
+    <w:p>
+      <w:pPr>
+        <w:spacing w:before="0" w:after="110" w:line="300" w:lineRule="auto"/>
+      </w:pPr>
+      <w:r>
+        <w:rPr>
+          <w:rFonts w:ascii="Times New Roman" w:hAnsi="Times New Roman" w:eastAsia="Malgun Gothic"/>
+          <w:b/>
+          <w:i w:val="0"/>
+          <w:sz w:val="22"/>
+        </w:rPr>
+        <w:t xml:space="preserve">Лёша: </w:t>
+      </w:r>
+      <w:r>
+        <w:rPr>
+          <w:rFonts w:ascii="Times New Roman" w:hAnsi="Times New Roman" w:eastAsia="Malgun Gothic"/>
+          <w:b w:val="0"/>
+          <w:i w:val="0"/>
+          <w:sz w:val="22"/>
+        </w:rPr>
+        <w:t>Красиво получилось. Кто придумал?</w:t>
+      </w:r>
+    </w:p>
+    <w:p>
+      <w:pPr>
+        <w:spacing w:before="0" w:after="110" w:line="300" w:lineRule="auto"/>
+      </w:pPr>
+      <w:r>
+        <w:rPr>
+          <w:rFonts w:ascii="Times New Roman" w:hAnsi="Times New Roman" w:eastAsia="Malgun Gothic"/>
+          <w:b/>
+          <w:i w:val="0"/>
+          <w:sz w:val="22"/>
+        </w:rPr>
+        <w:t xml:space="preserve">Изольда: </w:t>
+      </w:r>
+      <w:r>
+        <w:rPr>
+          <w:rFonts w:ascii="Times New Roman" w:hAnsi="Times New Roman" w:eastAsia="Malgun Gothic"/>
+          <w:b w:val="0"/>
+          <w:i w:val="0"/>
+          <w:sz w:val="22"/>
+        </w:rPr>
+        <w:t>Голь на выдумки хитра. В кабинете президента, как выяснилось, нет ни одного воздушного шарика.</w:t>
+      </w:r>
+    </w:p>
+    <w:p>
+      <w:pPr>
+        <w:spacing w:before="0" w:after="110" w:line="300" w:lineRule="auto"/>
+      </w:pPr>
+      <w:r>
+        <w:rPr>
+          <w:rFonts w:ascii="Times New Roman" w:hAnsi="Times New Roman" w:eastAsia="Malgun Gothic"/>
+          <w:b w:val="0"/>
+          <w:i/>
+          <w:color w:val="555555"/>
+          <w:sz w:val="22"/>
+        </w:rPr>
+        <w:t>(Возвращаются Настя и Вениамин с пакетами.)</w:t>
+      </w:r>
+    </w:p>
+    <w:p>
+      <w:pPr>
+        <w:spacing w:before="0" w:after="110" w:line="300" w:lineRule="auto"/>
+      </w:pPr>
+      <w:r>
+        <w:rPr>
+          <w:rFonts w:ascii="Times New Roman" w:hAnsi="Times New Roman" w:eastAsia="Malgun Gothic"/>
+          <w:b/>
+          <w:i w:val="0"/>
+          <w:sz w:val="22"/>
+        </w:rPr>
+        <w:t xml:space="preserve">Настя: </w:t>
+      </w:r>
+      <w:r>
+        <w:rPr>
+          <w:rFonts w:ascii="Times New Roman" w:hAnsi="Times New Roman" w:eastAsia="Malgun Gothic"/>
+          <w:b w:val="0"/>
+          <w:i w:val="0"/>
+          <w:sz w:val="22"/>
+        </w:rPr>
+        <w:t>Торт «Прага», последний взяли. Кирилл, не смотри так, наполеона не было.</w:t>
+      </w:r>
+    </w:p>
+    <w:p>
+      <w:pPr>
+        <w:spacing w:before="0" w:after="110" w:line="300" w:lineRule="auto"/>
+      </w:pPr>
+      <w:r>
+        <w:rPr>
+          <w:rFonts w:ascii="Times New Roman" w:hAnsi="Times New Roman" w:eastAsia="Malgun Gothic"/>
+          <w:b/>
+          <w:i w:val="0"/>
+          <w:sz w:val="22"/>
+        </w:rPr>
+        <w:t xml:space="preserve">Вениамин: </w:t>
+      </w:r>
+      <w:r>
+        <w:rPr>
+          <w:rFonts w:ascii="Times New Roman" w:hAnsi="Times New Roman" w:eastAsia="Malgun Gothic"/>
+          <w:b w:val="0"/>
+          <w:i w:val="0"/>
+          <w:sz w:val="22"/>
+        </w:rPr>
+        <w:t>Сдача — сорок рублей, возвращаю в общую кассу. И вот чек.</w:t>
+      </w:r>
+    </w:p>
+    <w:p>
+      <w:pPr>
+        <w:spacing w:before="0" w:after="110" w:line="300" w:lineRule="auto"/>
+      </w:pPr>
+      <w:r>
+        <w:rPr>
+          <w:rFonts w:ascii="Times New Roman" w:hAnsi="Times New Roman" w:eastAsia="Malgun Gothic"/>
+          <w:b/>
+          <w:i w:val="0"/>
+          <w:sz w:val="22"/>
+        </w:rPr>
+        <w:t xml:space="preserve">Катя: </w:t>
+      </w:r>
+      <w:r>
+        <w:rPr>
+          <w:rFonts w:ascii="Times New Roman" w:hAnsi="Times New Roman" w:eastAsia="Malgun Gothic"/>
+          <w:b w:val="0"/>
+          <w:i w:val="0"/>
+          <w:sz w:val="22"/>
+        </w:rPr>
+        <w:t>Ну что, у всех налито? Алексей Николаевич, скажете пару слов?</w:t>
+      </w:r>
+    </w:p>
+    <w:p>
+      <w:pPr>
+        <w:spacing w:before="0" w:after="110" w:line="300" w:lineRule="auto"/>
+      </w:pPr>
+      <w:r>
+        <w:rPr>
+          <w:rFonts w:ascii="Times New Roman" w:hAnsi="Times New Roman" w:eastAsia="Malgun Gothic"/>
+          <w:b/>
+          <w:i w:val="0"/>
+          <w:sz w:val="22"/>
+        </w:rPr>
+        <w:t xml:space="preserve">Лёша: </w:t>
+      </w:r>
+      <w:r>
+        <w:rPr>
+          <w:rFonts w:ascii="Times New Roman" w:hAnsi="Times New Roman" w:eastAsia="Malgun Gothic"/>
+          <w:b w:val="0"/>
+          <w:i w:val="0"/>
+          <w:sz w:val="22"/>
+        </w:rPr>
+        <w:t xml:space="preserve">Мне соку, пожалуйста. У меня ещё обращение. </w:t>
+      </w:r>
+      <w:r>
+        <w:rPr>
+          <w:rFonts w:ascii="Times New Roman" w:hAnsi="Times New Roman" w:eastAsia="Malgun Gothic"/>
+          <w:b w:val="0"/>
+          <w:i/>
+          <w:color w:val="555555"/>
+          <w:sz w:val="22"/>
+        </w:rPr>
+        <w:t>(встаёт)</w:t>
+      </w:r>
+      <w:r>
+        <w:rPr>
+          <w:rFonts w:ascii="Times New Roman" w:hAnsi="Times New Roman" w:eastAsia="Malgun Gothic"/>
+          <w:b w:val="0"/>
+          <w:i w:val="0"/>
+          <w:sz w:val="22"/>
+        </w:rPr>
+        <w:t xml:space="preserve"> Коротко. Именинница у нас сегодня бумажная, зато за неё проголосовали триста восемнадцать человек. Желаю ей того же, чего желают всем именинникам: здоровья, долгих лет и чтобы её не переписывали всякий раз, когда кому-то неудобно. За именинницу!</w:t>
+      </w:r>
+    </w:p>
+    <w:p>
+      <w:pPr>
+        <w:spacing w:before="0" w:after="110" w:line="300" w:lineRule="auto"/>
+      </w:pPr>
+      <w:r>
+        <w:rPr>
+          <w:rFonts w:ascii="Times New Roman" w:hAnsi="Times New Roman" w:eastAsia="Malgun Gothic"/>
+          <w:b/>
+          <w:i w:val="0"/>
+          <w:sz w:val="22"/>
+        </w:rPr>
+        <w:t xml:space="preserve">Все: </w:t>
+      </w:r>
+      <w:r>
+        <w:rPr>
+          <w:rFonts w:ascii="Times New Roman" w:hAnsi="Times New Roman" w:eastAsia="Malgun Gothic"/>
+          <w:b w:val="0"/>
+          <w:i w:val="0"/>
+          <w:sz w:val="22"/>
+        </w:rPr>
+        <w:t>За именинницу!</w:t>
+      </w:r>
+    </w:p>
+    <w:p>
+      <w:pPr>
+        <w:spacing w:before="0" w:after="110" w:line="300" w:lineRule="auto"/>
+      </w:pPr>
+      <w:r>
+        <w:rPr>
+          <w:rFonts w:ascii="Times New Roman" w:hAnsi="Times New Roman" w:eastAsia="Malgun Gothic"/>
+          <w:b/>
+          <w:i w:val="0"/>
+          <w:sz w:val="22"/>
+        </w:rPr>
+        <w:t xml:space="preserve">Лёша: </w:t>
+      </w:r>
+      <w:r>
+        <w:rPr>
+          <w:rFonts w:ascii="Times New Roman" w:hAnsi="Times New Roman" w:eastAsia="Malgun Gothic"/>
+          <w:b w:val="0"/>
+          <w:i/>
+          <w:color w:val="555555"/>
+          <w:sz w:val="22"/>
+        </w:rPr>
+        <w:t>(не садясь, тише)</w:t>
+      </w:r>
+      <w:r>
+        <w:rPr>
+          <w:rFonts w:ascii="Times New Roman" w:hAnsi="Times New Roman" w:eastAsia="Malgun Gothic"/>
+          <w:b w:val="0"/>
+          <w:i w:val="0"/>
+          <w:sz w:val="22"/>
+        </w:rPr>
+        <w:t xml:space="preserve"> И ещё один. Не чокаясь.</w:t>
+      </w:r>
+    </w:p>
+    <w:p>
+      <w:pPr>
+        <w:spacing w:before="0" w:after="110" w:line="300" w:lineRule="auto"/>
+      </w:pPr>
+      <w:r>
+        <w:rPr>
+          <w:rFonts w:ascii="Times New Roman" w:hAnsi="Times New Roman" w:eastAsia="Malgun Gothic"/>
+          <w:b w:val="0"/>
+          <w:i/>
+          <w:color w:val="555555"/>
+          <w:sz w:val="22"/>
+        </w:rPr>
+        <w:t>(Все замолкают.)</w:t>
+      </w:r>
+    </w:p>
+    <w:p>
+      <w:pPr>
+        <w:spacing w:before="0" w:after="110" w:line="300" w:lineRule="auto"/>
+      </w:pPr>
+      <w:r>
+        <w:rPr>
+          <w:rFonts w:ascii="Times New Roman" w:hAnsi="Times New Roman" w:eastAsia="Malgun Gothic"/>
+          <w:b/>
+          <w:i w:val="0"/>
+          <w:sz w:val="22"/>
+        </w:rPr>
+        <w:t xml:space="preserve">Лёша: </w:t>
+      </w:r>
+      <w:r>
+        <w:rPr>
+          <w:rFonts w:ascii="Times New Roman" w:hAnsi="Times New Roman" w:eastAsia="Malgun Gothic"/>
+          <w:b w:val="0"/>
+          <w:i w:val="0"/>
+          <w:sz w:val="22"/>
+        </w:rPr>
+        <w:t>За Пашу. Он бы сегодня кричал громче всех.</w:t>
+      </w:r>
+    </w:p>
+    <w:p>
+      <w:pPr>
+        <w:spacing w:before="0" w:after="110" w:line="300" w:lineRule="auto"/>
+      </w:pPr>
+      <w:r>
+        <w:rPr>
+          <w:rFonts w:ascii="Times New Roman" w:hAnsi="Times New Roman" w:eastAsia="Malgun Gothic"/>
+          <w:b/>
+          <w:i w:val="0"/>
+          <w:sz w:val="22"/>
+        </w:rPr>
+        <w:t xml:space="preserve">Катя: </w:t>
+      </w:r>
+      <w:r>
+        <w:rPr>
+          <w:rFonts w:ascii="Times New Roman" w:hAnsi="Times New Roman" w:eastAsia="Malgun Gothic"/>
+          <w:b w:val="0"/>
+          <w:i/>
+          <w:color w:val="555555"/>
+          <w:sz w:val="22"/>
+        </w:rPr>
+        <w:t>(тихо)</w:t>
+      </w:r>
+      <w:r>
+        <w:rPr>
+          <w:rFonts w:ascii="Times New Roman" w:hAnsi="Times New Roman" w:eastAsia="Malgun Gothic"/>
+          <w:b w:val="0"/>
+          <w:i w:val="0"/>
+          <w:sz w:val="22"/>
+        </w:rPr>
+        <w:t xml:space="preserve"> За Павла. Земля ему пухом.</w:t>
+      </w:r>
+    </w:p>
+    <w:p>
+      <w:pPr>
+        <w:spacing w:before="0" w:after="110" w:line="300" w:lineRule="auto"/>
+      </w:pPr>
+      <w:r>
+        <w:rPr>
+          <w:rFonts w:ascii="Times New Roman" w:hAnsi="Times New Roman" w:eastAsia="Malgun Gothic"/>
+          <w:b w:val="0"/>
+          <w:i/>
+          <w:color w:val="555555"/>
+          <w:sz w:val="22"/>
+        </w:rPr>
+        <w:t>(Пьют не чокаясь. Пауза.)</w:t>
+      </w:r>
+    </w:p>
+    <w:p>
+      <w:pPr>
+        <w:spacing w:before="0" w:after="110" w:line="300" w:lineRule="auto"/>
+      </w:pPr>
+      <w:r>
+        <w:rPr>
+          <w:rFonts w:ascii="Times New Roman" w:hAnsi="Times New Roman" w:eastAsia="Malgun Gothic"/>
+          <w:b/>
+          <w:i w:val="0"/>
+          <w:sz w:val="22"/>
+        </w:rPr>
+        <w:t xml:space="preserve">Катя: </w:t>
+      </w:r>
+      <w:r>
+        <w:rPr>
+          <w:rFonts w:ascii="Times New Roman" w:hAnsi="Times New Roman" w:eastAsia="Malgun Gothic"/>
+          <w:b w:val="0"/>
+          <w:i/>
+          <w:color w:val="555555"/>
+          <w:sz w:val="22"/>
+        </w:rPr>
+        <w:t>(после паузы)</w:t>
+      </w:r>
+      <w:r>
+        <w:rPr>
+          <w:rFonts w:ascii="Times New Roman" w:hAnsi="Times New Roman" w:eastAsia="Malgun Gothic"/>
+          <w:b w:val="0"/>
+          <w:i w:val="0"/>
+          <w:sz w:val="22"/>
+        </w:rPr>
+        <w:t xml:space="preserve"> Он бы сказал, что грустить при торте — последнее дело. Режьте, Анатолий Викторович, у вас рука твёрдая.</w:t>
+      </w:r>
+    </w:p>
+    <w:p>
+      <w:pPr>
+        <w:spacing w:before="0" w:after="110" w:line="300" w:lineRule="auto"/>
+      </w:pPr>
+      <w:r>
+        <w:rPr>
+          <w:rFonts w:ascii="Times New Roman" w:hAnsi="Times New Roman" w:eastAsia="Malgun Gothic"/>
+          <w:b/>
+          <w:i w:val="0"/>
+          <w:sz w:val="22"/>
+        </w:rPr>
+        <w:t xml:space="preserve">Лёша: </w:t>
+      </w:r>
+      <w:r>
+        <w:rPr>
+          <w:rFonts w:ascii="Times New Roman" w:hAnsi="Times New Roman" w:eastAsia="Malgun Gothic"/>
+          <w:b w:val="0"/>
+          <w:i w:val="0"/>
+          <w:sz w:val="22"/>
+        </w:rPr>
+        <w:t>Мне самый маленький кусочек.</w:t>
+      </w:r>
+    </w:p>
+    <w:p>
+      <w:pPr>
+        <w:spacing w:before="0" w:after="110" w:line="300" w:lineRule="auto"/>
+      </w:pPr>
+      <w:r>
+        <w:rPr>
+          <w:rFonts w:ascii="Times New Roman" w:hAnsi="Times New Roman" w:eastAsia="Malgun Gothic"/>
+          <w:b/>
+          <w:i w:val="0"/>
+          <w:sz w:val="22"/>
+        </w:rPr>
+        <w:t xml:space="preserve">Изольда: </w:t>
+      </w:r>
+      <w:r>
+        <w:rPr>
+          <w:rFonts w:ascii="Times New Roman" w:hAnsi="Times New Roman" w:eastAsia="Malgun Gothic"/>
+          <w:b w:val="0"/>
+          <w:i w:val="0"/>
+          <w:sz w:val="22"/>
+        </w:rPr>
+        <w:t>Маленьких кусочков не бывает, Алексей Николаевич. Бывают неправильно отрезанные.</w:t>
+      </w:r>
+    </w:p>
+    <w:p>
+      <w:pPr>
         <w:keepNext/>
         <w:spacing w:before="320" w:after="140"/>
       </w:pPr>
@@ -3753,12 +4428,12 @@
           <w:color w:val="1F3864"/>
           <w:sz w:val="26"/>
         </w:rPr>
-        <w:t>핵심 문학 인용</w:t>
+        <w:t>장면 15 — 국민에게 보내는 메시지</w:t>
       </w:r>
     </w:p>
     <w:p>
       <w:pPr>
-        <w:spacing w:before="0" w:after="120"/>
+        <w:spacing w:before="0" w:after="110" w:line="300" w:lineRule="auto"/>
       </w:pPr>
       <w:r>
         <w:rPr>
@@ -3767,20 +4442,371 @@
           <w:i w:val="0"/>
           <w:sz w:val="22"/>
         </w:rPr>
-        <w:t>Русская пословица: «Рука руку моет»</w:t>
+        <w:t xml:space="preserve">Лёша: </w:t>
       </w:r>
       <w:r>
         <w:rPr>
           <w:rFonts w:ascii="Times New Roman" w:hAnsi="Times New Roman" w:eastAsia="Malgun Gothic"/>
           <w:b w:val="0"/>
-          <w:i w:val="0"/>
-          <w:sz w:val="22"/>
-        </w:rPr>
-        <w:t xml:space="preserve"> — 한국어 해설: 한통속끼리 서로 감싸 준다는 속담. 두마 토론에서 코르네예프가 "독립 판사도 결국 대통령 사람들이 임명하지 않느냐"는 반대 논리로 인용하고, 그레벤시코프가 판사 추천위원회·사건 추첨 배당으로 답하며 이 의심이 곧 사법개혁의 핵심 질문이었음을 보여 준다(장면 2).</w:t>
+          <w:i/>
+          <w:color w:val="555555"/>
+          <w:sz w:val="22"/>
+        </w:rPr>
+        <w:t>(в телеобращении)</w:t>
+      </w:r>
+      <w:r>
+        <w:rPr>
+          <w:rFonts w:ascii="Times New Roman" w:hAnsi="Times New Roman" w:eastAsia="Malgun Gothic"/>
+          <w:b w:val="0"/>
+          <w:i w:val="0"/>
+          <w:sz w:val="22"/>
+        </w:rPr>
+        <w:t xml:space="preserve"> Дорогие граждане. Сегодня страна сделала шаг, который многие ещё недавно считали невозможным.</w:t>
       </w:r>
     </w:p>
     <w:p>
       <w:pPr>
+        <w:spacing w:before="0" w:after="110" w:line="300" w:lineRule="auto"/>
+      </w:pPr>
+      <w:r>
+        <w:rPr>
+          <w:rFonts w:ascii="Times New Roman" w:hAnsi="Times New Roman" w:eastAsia="Malgun Gothic"/>
+          <w:b/>
+          <w:i w:val="0"/>
+          <w:sz w:val="22"/>
+        </w:rPr>
+        <w:t xml:space="preserve">Лёша: </w:t>
+      </w:r>
+      <w:r>
+        <w:rPr>
+          <w:rFonts w:ascii="Times New Roman" w:hAnsi="Times New Roman" w:eastAsia="Malgun Gothic"/>
+          <w:b w:val="0"/>
+          <w:i w:val="0"/>
+          <w:sz w:val="22"/>
+        </w:rPr>
+        <w:t>С этого дня ваш суд не зависит от губернатора, а прокурор — от того, кому он обязан должностью. Регионы сами распоряжаются заметной частью того, что лежит у них под ногами.</w:t>
+      </w:r>
+    </w:p>
+    <w:p>
+      <w:pPr>
+        <w:spacing w:before="0" w:after="110" w:line="300" w:lineRule="auto"/>
+      </w:pPr>
+      <w:r>
+        <w:rPr>
+          <w:rFonts w:ascii="Times New Roman" w:hAnsi="Times New Roman" w:eastAsia="Malgun Gothic"/>
+          <w:b/>
+          <w:i w:val="0"/>
+          <w:sz w:val="22"/>
+        </w:rPr>
+        <w:t xml:space="preserve">Лёша: </w:t>
+      </w:r>
+      <w:r>
+        <w:rPr>
+          <w:rFonts w:ascii="Times New Roman" w:hAnsi="Times New Roman" w:eastAsia="Malgun Gothic"/>
+          <w:b w:val="0"/>
+          <w:i w:val="0"/>
+          <w:sz w:val="22"/>
+        </w:rPr>
+        <w:t>И с этого дня у президента меньше власти, чем было утром. По новым правилам я пойду на досрочные выборы. Я получил мандат по старым правилам — и хочу, чтобы вы проверили меня по новым.</w:t>
+      </w:r>
+    </w:p>
+    <w:p>
+      <w:pPr>
+        <w:spacing w:before="0" w:after="110" w:line="300" w:lineRule="auto"/>
+      </w:pPr>
+      <w:r>
+        <w:rPr>
+          <w:rFonts w:ascii="Times New Roman" w:hAnsi="Times New Roman" w:eastAsia="Malgun Gothic"/>
+          <w:b/>
+          <w:i w:val="0"/>
+          <w:sz w:val="22"/>
+        </w:rPr>
+        <w:t xml:space="preserve">Лёша: </w:t>
+      </w:r>
+      <w:r>
+        <w:rPr>
+          <w:rFonts w:ascii="Times New Roman" w:hAnsi="Times New Roman" w:eastAsia="Malgun Gothic"/>
+          <w:b w:val="0"/>
+          <w:i w:val="0"/>
+          <w:sz w:val="22"/>
+        </w:rPr>
+        <w:t>Не буду обещать, что дальше будет легко. Но обещаю: та честность, с которой начинался этот путь, останется его основой, пока я на этом посту.</w:t>
+      </w:r>
+    </w:p>
+    <w:p>
+      <w:pPr>
+        <w:spacing w:before="0" w:after="110" w:line="300" w:lineRule="auto"/>
+      </w:pPr>
+      <w:r>
+        <w:rPr>
+          <w:rFonts w:ascii="Times New Roman" w:hAnsi="Times New Roman" w:eastAsia="Malgun Gothic"/>
+          <w:b/>
+          <w:i w:val="0"/>
+          <w:sz w:val="22"/>
+        </w:rPr>
+        <w:t xml:space="preserve">Лёша: </w:t>
+      </w:r>
+      <w:r>
+        <w:rPr>
+          <w:rFonts w:ascii="Times New Roman" w:hAnsi="Times New Roman" w:eastAsia="Malgun Gothic"/>
+          <w:b w:val="0"/>
+          <w:i w:val="0"/>
+          <w:sz w:val="22"/>
+        </w:rPr>
+        <w:t>Виктор Быков однажды сказал, что правда не перестаёт быть правдой оттого, что она кому-то наверху невыгодна. Сегодня, кажется, правда наконец начала весить больше, чем удобство лжи.</w:t>
+      </w:r>
+    </w:p>
+    <w:p>
+      <w:pPr>
+        <w:keepNext/>
+        <w:spacing w:before="320" w:after="140"/>
+      </w:pPr>
+      <w:r>
+        <w:rPr>
+          <w:rFonts w:ascii="Times New Roman" w:hAnsi="Times New Roman" w:eastAsia="Malgun Gothic"/>
+          <w:b/>
+          <w:i w:val="0"/>
+          <w:color w:val="1F3864"/>
+          <w:sz w:val="26"/>
+        </w:rPr>
+        <w:t>장면 16 — 마무리, 다음 화로</w:t>
+      </w:r>
+    </w:p>
+    <w:p>
+      <w:pPr>
+        <w:spacing w:before="0" w:after="110" w:line="300" w:lineRule="auto"/>
+      </w:pPr>
+      <w:r>
+        <w:rPr>
+          <w:rFonts w:ascii="Times New Roman" w:hAnsi="Times New Roman" w:eastAsia="Malgun Gothic"/>
+          <w:b/>
+          <w:i w:val="0"/>
+          <w:sz w:val="22"/>
+        </w:rPr>
+        <w:t xml:space="preserve">Ирина: </w:t>
+      </w:r>
+      <w:r>
+        <w:rPr>
+          <w:rFonts w:ascii="Times New Roman" w:hAnsi="Times New Roman" w:eastAsia="Malgun Gothic"/>
+          <w:b w:val="0"/>
+          <w:i w:val="0"/>
+          <w:sz w:val="22"/>
+        </w:rPr>
+        <w:t>Хорошая речь.</w:t>
+      </w:r>
+    </w:p>
+    <w:p>
+      <w:pPr>
+        <w:spacing w:before="0" w:after="110" w:line="300" w:lineRule="auto"/>
+      </w:pPr>
+      <w:r>
+        <w:rPr>
+          <w:rFonts w:ascii="Times New Roman" w:hAnsi="Times New Roman" w:eastAsia="Malgun Gothic"/>
+          <w:b/>
+          <w:i w:val="0"/>
+          <w:sz w:val="22"/>
+        </w:rPr>
+        <w:t xml:space="preserve">Лёша: </w:t>
+      </w:r>
+      <w:r>
+        <w:rPr>
+          <w:rFonts w:ascii="Times New Roman" w:hAnsi="Times New Roman" w:eastAsia="Malgun Gothic"/>
+          <w:b w:val="0"/>
+          <w:i w:val="0"/>
+          <w:sz w:val="22"/>
+        </w:rPr>
+        <w:t>Ирина, вы каждый раз это говорите.</w:t>
+      </w:r>
+    </w:p>
+    <w:p>
+      <w:pPr>
+        <w:spacing w:before="0" w:after="110" w:line="300" w:lineRule="auto"/>
+      </w:pPr>
+      <w:r>
+        <w:rPr>
+          <w:rFonts w:ascii="Times New Roman" w:hAnsi="Times New Roman" w:eastAsia="Malgun Gothic"/>
+          <w:b/>
+          <w:i w:val="0"/>
+          <w:sz w:val="22"/>
+        </w:rPr>
+        <w:t xml:space="preserve">Ирина: </w:t>
+      </w:r>
+      <w:r>
+        <w:rPr>
+          <w:rFonts w:ascii="Times New Roman" w:hAnsi="Times New Roman" w:eastAsia="Malgun Gothic"/>
+          <w:b w:val="0"/>
+          <w:i w:val="0"/>
+          <w:sz w:val="22"/>
+        </w:rPr>
+        <w:t>Потому что каждый раз это правда.</w:t>
+      </w:r>
+    </w:p>
+    <w:p>
+      <w:pPr>
+        <w:spacing w:before="0" w:after="110" w:line="300" w:lineRule="auto"/>
+      </w:pPr>
+      <w:r>
+        <w:rPr>
+          <w:rFonts w:ascii="Times New Roman" w:hAnsi="Times New Roman" w:eastAsia="Malgun Gothic"/>
+          <w:b/>
+          <w:i w:val="0"/>
+          <w:sz w:val="22"/>
+        </w:rPr>
+        <w:t xml:space="preserve">Лёша: </w:t>
+      </w:r>
+      <w:r>
+        <w:rPr>
+          <w:rFonts w:ascii="Times New Roman" w:hAnsi="Times New Roman" w:eastAsia="Malgun Gothic"/>
+          <w:b w:val="0"/>
+          <w:i/>
+          <w:color w:val="555555"/>
+          <w:sz w:val="22"/>
+        </w:rPr>
+        <w:t>(глядя в окно на ночную Москву)</w:t>
+      </w:r>
+      <w:r>
+        <w:rPr>
+          <w:rFonts w:ascii="Times New Roman" w:hAnsi="Times New Roman" w:eastAsia="Malgun Gothic"/>
+          <w:b w:val="0"/>
+          <w:i w:val="0"/>
+          <w:sz w:val="22"/>
+        </w:rPr>
+        <w:t xml:space="preserve"> Знаете, что странно?</w:t>
+      </w:r>
+    </w:p>
+    <w:p>
+      <w:pPr>
+        <w:spacing w:before="0" w:after="110" w:line="300" w:lineRule="auto"/>
+      </w:pPr>
+      <w:r>
+        <w:rPr>
+          <w:rFonts w:ascii="Times New Roman" w:hAnsi="Times New Roman" w:eastAsia="Malgun Gothic"/>
+          <w:b/>
+          <w:i w:val="0"/>
+          <w:sz w:val="22"/>
+        </w:rPr>
+        <w:t xml:space="preserve">Ирина: </w:t>
+      </w:r>
+      <w:r>
+        <w:rPr>
+          <w:rFonts w:ascii="Times New Roman" w:hAnsi="Times New Roman" w:eastAsia="Malgun Gothic"/>
+          <w:b w:val="0"/>
+          <w:i w:val="0"/>
+          <w:sz w:val="22"/>
+        </w:rPr>
+        <w:t>Что?</w:t>
+      </w:r>
+    </w:p>
+    <w:p>
+      <w:pPr>
+        <w:spacing w:before="0" w:after="110" w:line="300" w:lineRule="auto"/>
+      </w:pPr>
+      <w:r>
+        <w:rPr>
+          <w:rFonts w:ascii="Times New Roman" w:hAnsi="Times New Roman" w:eastAsia="Malgun Gothic"/>
+          <w:b/>
+          <w:i w:val="0"/>
+          <w:sz w:val="22"/>
+        </w:rPr>
+        <w:t xml:space="preserve">Лёша: </w:t>
+      </w:r>
+      <w:r>
+        <w:rPr>
+          <w:rFonts w:ascii="Times New Roman" w:hAnsi="Times New Roman" w:eastAsia="Malgun Gothic"/>
+          <w:b w:val="0"/>
+          <w:i w:val="0"/>
+          <w:sz w:val="22"/>
+        </w:rPr>
+        <w:t>Дело почти завершено. А ощущение, что впереди ещё столько же, сколько уже пройдено.</w:t>
+      </w:r>
+    </w:p>
+    <w:p>
+      <w:pPr>
+        <w:spacing w:before="0" w:after="110" w:line="300" w:lineRule="auto"/>
+      </w:pPr>
+      <w:r>
+        <w:rPr>
+          <w:rFonts w:ascii="Times New Roman" w:hAnsi="Times New Roman" w:eastAsia="Malgun Gothic"/>
+          <w:b/>
+          <w:i w:val="0"/>
+          <w:sz w:val="22"/>
+        </w:rPr>
+        <w:t xml:space="preserve">Ирина: </w:t>
+      </w:r>
+      <w:r>
+        <w:rPr>
+          <w:rFonts w:ascii="Times New Roman" w:hAnsi="Times New Roman" w:eastAsia="Malgun Gothic"/>
+          <w:b w:val="0"/>
+          <w:i w:val="0"/>
+          <w:sz w:val="22"/>
+        </w:rPr>
+        <w:t>Может быть, так оно и есть. Дело редко имеет финальную точку, Алексей Николаевич. Обычно оно просто продолжается в других формах.</w:t>
+      </w:r>
+    </w:p>
+    <w:p>
+      <w:pPr>
+        <w:spacing w:before="0" w:after="110" w:line="300" w:lineRule="auto"/>
+      </w:pPr>
+      <w:r>
+        <w:rPr>
+          <w:rFonts w:ascii="Times New Roman" w:hAnsi="Times New Roman" w:eastAsia="Malgun Gothic"/>
+          <w:b/>
+          <w:i w:val="0"/>
+          <w:sz w:val="22"/>
+        </w:rPr>
+        <w:t xml:space="preserve">Лёша: </w:t>
+      </w:r>
+      <w:r>
+        <w:rPr>
+          <w:rFonts w:ascii="Times New Roman" w:hAnsi="Times New Roman" w:eastAsia="Malgun Gothic"/>
+          <w:b w:val="0"/>
+          <w:i w:val="0"/>
+          <w:sz w:val="22"/>
+        </w:rPr>
+        <w:t>Значит, продолжаем.</w:t>
+      </w:r>
+    </w:p>
+    <w:p>
+      <w:pPr>
+        <w:spacing w:before="0" w:after="110" w:line="300" w:lineRule="auto"/>
+      </w:pPr>
+      <w:r>
+        <w:rPr>
+          <w:rFonts w:ascii="Times New Roman" w:hAnsi="Times New Roman" w:eastAsia="Malgun Gothic"/>
+          <w:b/>
+          <w:i w:val="0"/>
+          <w:sz w:val="22"/>
+        </w:rPr>
+        <w:t xml:space="preserve">Ирина: </w:t>
+      </w:r>
+      <w:r>
+        <w:rPr>
+          <w:rFonts w:ascii="Times New Roman" w:hAnsi="Times New Roman" w:eastAsia="Malgun Gothic"/>
+          <w:b w:val="0"/>
+          <w:i w:val="0"/>
+          <w:sz w:val="22"/>
+        </w:rPr>
+        <w:t>Продолжаем.</w:t>
+      </w:r>
+    </w:p>
+    <w:p>
+      <w:pPr>
+        <w:keepNext/>
+        <w:spacing w:before="320" w:after="140"/>
+      </w:pPr>
+      <w:r>
+        <w:rPr>
+          <w:rFonts w:ascii="Times New Roman" w:hAnsi="Times New Roman" w:eastAsia="Malgun Gothic"/>
+          <w:b/>
+          <w:i w:val="0"/>
+          <w:color w:val="1F3864"/>
+          <w:sz w:val="26"/>
+        </w:rPr>
+        <w:t>핵심 문학 인용</w:t>
+      </w:r>
+    </w:p>
+    <w:p>
+      <w:pPr>
         <w:spacing w:before="0" w:after="120"/>
       </w:pPr>
       <w:r>
@@ -3790,6 +4816,29 @@
           <w:i w:val="0"/>
           <w:sz w:val="22"/>
         </w:rPr>
+        <w:t>Русская пословица: «Рука руку моет»</w:t>
+      </w:r>
+      <w:r>
+        <w:rPr>
+          <w:rFonts w:ascii="Times New Roman" w:hAnsi="Times New Roman" w:eastAsia="Malgun Gothic"/>
+          <w:b w:val="0"/>
+          <w:i w:val="0"/>
+          <w:sz w:val="22"/>
+        </w:rPr>
+        <w:t xml:space="preserve"> — 한국어 해설: 한통속끼리 서로 감싸 준다는 속담. 두마 토론에서 코르네예프가 "독립 판사도 결국 대통령 사람들이 임명하지 않느냐"는 반대 논리로 인용하고, 그레벤시코프가 판사 추천위원회·사건 추첨 배당으로 답하며 이 의심이 곧 사법개혁의 핵심 질문이었음을 보여 준다(장면 2).</w:t>
+      </w:r>
+    </w:p>
+    <w:p>
+      <w:pPr>
+        <w:spacing w:before="0" w:after="120"/>
+      </w:pPr>
+      <w:r>
+        <w:rPr>
+          <w:rFonts w:ascii="Times New Roman" w:hAnsi="Times New Roman" w:eastAsia="Malgun Gothic"/>
+          <w:b/>
+          <w:i w:val="0"/>
+          <w:sz w:val="22"/>
+        </w:rPr>
         <w:t>Крылов, «Лебедь, Рак да Щука» (начало басни): «Когда в товарищах согласья нет, на лад их дело не пойдёт»</w:t>
       </w:r>
       <w:r>
@@ -3800,6 +4849,206 @@
           <w:sz w:val="22"/>
         </w:rPr>
         <w:t xml:space="preserve"> — 한국어 해설: 제각기 다른 방향으로 수레를 끄는 세 짐승의 우화. 권한 분배에 불만을 터뜨리는 가난한 주의 주지사에게 료샤가 인용하며, 개헌 패키지는 합의를 강요하는 것이 아니라 공개적으로 협상하게 만드는 장치라고 설명한다(장면 7).</w:t>
+      </w:r>
+    </w:p>
+    <w:p>
+      <w:pPr>
+        <w:keepNext/>
+        <w:spacing w:before="320" w:after="140"/>
+      </w:pPr>
+      <w:r>
+        <w:rPr>
+          <w:rFonts w:ascii="Times New Roman" w:hAnsi="Times New Roman" w:eastAsia="Malgun Gothic"/>
+          <w:b/>
+          <w:i w:val="0"/>
+          <w:color w:val="1F3864"/>
+          <w:sz w:val="26"/>
+        </w:rPr>
+        <w:t>생활 표현</w:t>
+      </w:r>
+    </w:p>
+    <w:p>
+      <w:pPr>
+        <w:spacing w:before="0" w:after="120"/>
+      </w:pPr>
+      <w:r>
+        <w:rPr>
+          <w:rFonts w:ascii="Times New Roman" w:hAnsi="Times New Roman" w:eastAsia="Malgun Gothic"/>
+          <w:b/>
+          <w:i w:val="0"/>
+          <w:sz w:val="22"/>
+        </w:rPr>
+        <w:t>«Сегодня я угощаю»</w:t>
+      </w:r>
+      <w:r>
+        <w:rPr>
+          <w:rFonts w:ascii="Times New Roman" w:hAnsi="Times New Roman" w:eastAsia="Malgun Gothic"/>
+          <w:b w:val="0"/>
+          <w:i w:val="0"/>
+          <w:sz w:val="22"/>
+        </w:rPr>
+        <w:t xml:space="preserve"> — 한국어 해설: “오늘은 내가 낼게/쏠게”. 식사·술자리 비용을 혼자 부담하겠다고 할 때. 료샤가 팀 축하 자리 비용을 대겠다며. 장면 14.</w:t>
+      </w:r>
+    </w:p>
+    <w:p>
+      <w:pPr>
+        <w:spacing w:before="0" w:after="120"/>
+      </w:pPr>
+      <w:r>
+        <w:rPr>
+          <w:rFonts w:ascii="Times New Roman" w:hAnsi="Times New Roman" w:eastAsia="Malgun Gothic"/>
+          <w:b/>
+          <w:i w:val="0"/>
+          <w:sz w:val="22"/>
+        </w:rPr>
+        <w:t>«Скидываемся поровну»</w:t>
+      </w:r>
+      <w:r>
+        <w:rPr>
+          <w:rFonts w:ascii="Times New Roman" w:hAnsi="Times New Roman" w:eastAsia="Malgun Gothic"/>
+          <w:b w:val="0"/>
+          <w:i w:val="0"/>
+          <w:sz w:val="22"/>
+        </w:rPr>
+        <w:t xml:space="preserve"> — 한국어 해설: “똑같이 나눠 내요”. скидываться(완료상 скинуться)는 여럿이 돈을 모으는 것(회비·더치페이). 카탸가 대통령 혼자 내는 것을 막으며. 장면 14.</w:t>
+      </w:r>
+    </w:p>
+    <w:p>
+      <w:pPr>
+        <w:spacing w:before="0" w:after="120"/>
+      </w:pPr>
+      <w:r>
+        <w:rPr>
+          <w:rFonts w:ascii="Times New Roman" w:hAnsi="Times New Roman" w:eastAsia="Malgun Gothic"/>
+          <w:b/>
+          <w:i w:val="0"/>
+          <w:sz w:val="22"/>
+        </w:rPr>
+        <w:t>«Сколько с носа?»</w:t>
+      </w:r>
+      <w:r>
+        <w:rPr>
+          <w:rFonts w:ascii="Times New Roman" w:hAnsi="Times New Roman" w:eastAsia="Malgun Gothic"/>
+          <w:b w:val="0"/>
+          <w:i w:val="0"/>
+          <w:sz w:val="22"/>
+        </w:rPr>
+        <w:t xml:space="preserve"> — 한국어 해설: “1인당 얼마야?”. с носа는 ‘한 사람당’을 뜻하는 가벼운 구어. 친한 사이의 회비 계산에서 쓰며, 공식 자리에는 с человека. 료샤가 항복하며. 장면 14.</w:t>
+      </w:r>
+    </w:p>
+    <w:p>
+      <w:pPr>
+        <w:spacing w:before="0" w:after="120"/>
+      </w:pPr>
+      <w:r>
+        <w:rPr>
+          <w:rFonts w:ascii="Times New Roman" w:hAnsi="Times New Roman" w:eastAsia="Malgun Gothic"/>
+          <w:b/>
+          <w:i w:val="0"/>
+          <w:sz w:val="22"/>
+        </w:rPr>
+        <w:t>«Не обеднеете»</w:t>
+      </w:r>
+      <w:r>
+        <w:rPr>
+          <w:rFonts w:ascii="Times New Roman" w:hAnsi="Times New Roman" w:eastAsia="Malgun Gothic"/>
+          <w:b w:val="0"/>
+          <w:i w:val="0"/>
+          <w:sz w:val="22"/>
+        </w:rPr>
+        <w:t xml:space="preserve"> — 한국어 해설: “그 정도로 가난해지진 않아요”, 곧 “별것 아닌 돈 가지고 뭘 그러세요”. 거스름돈을 나중에 받게 된 그레벤시코프에게 나스탸가 하는 가벼운 핀잔. 장면 14.</w:t>
+      </w:r>
+    </w:p>
+    <w:p>
+      <w:pPr>
+        <w:spacing w:before="0" w:after="120"/>
+      </w:pPr>
+      <w:r>
+        <w:rPr>
+          <w:rFonts w:ascii="Times New Roman" w:hAnsi="Times New Roman" w:eastAsia="Malgun Gothic"/>
+          <w:b/>
+          <w:i w:val="0"/>
+          <w:sz w:val="22"/>
+        </w:rPr>
+        <w:t>«Голь на выдумки хитра»</w:t>
+      </w:r>
+      <w:r>
+        <w:rPr>
+          <w:rFonts w:ascii="Times New Roman" w:hAnsi="Times New Roman" w:eastAsia="Malgun Gothic"/>
+          <w:b w:val="0"/>
+          <w:i w:val="0"/>
+          <w:sz w:val="22"/>
+        </w:rPr>
+        <w:t xml:space="preserve"> — 한국어 해설: 속담 “가난하면 꾀가 는다”. 없는 재료로 그럴듯한 것을 만들어 냈을 때 자조 섞인 농담으로 쓴다. 이졸다가 인쇄물로 오려 만든 가랜드를 두고. 장면 14.</w:t>
+      </w:r>
+    </w:p>
+    <w:p>
+      <w:pPr>
+        <w:spacing w:before="0" w:after="120"/>
+      </w:pPr>
+      <w:r>
+        <w:rPr>
+          <w:rFonts w:ascii="Times New Roman" w:hAnsi="Times New Roman" w:eastAsia="Malgun Gothic"/>
+          <w:b/>
+          <w:i w:val="0"/>
+          <w:sz w:val="22"/>
+        </w:rPr>
+        <w:t>«За именинницу!»</w:t>
+      </w:r>
+      <w:r>
+        <w:rPr>
+          <w:rFonts w:ascii="Times New Roman" w:hAnsi="Times New Roman" w:eastAsia="Malgun Gothic"/>
+          <w:b w:val="0"/>
+          <w:i w:val="0"/>
+          <w:sz w:val="22"/>
+        </w:rPr>
+        <w:t xml:space="preserve"> — 한국어 해설: “생일 주인공을 위하여!”. именинник/именинница는 생일(명명일)을 맞은 사람으로, 생일상 축배의 정석 문구. 료샤가 여성명사인 헌법(Конституция)을 ‘생일 맞은 여인’에 빗대 건배한다. 장면 14.</w:t>
+      </w:r>
+    </w:p>
+    <w:p>
+      <w:pPr>
+        <w:spacing w:before="0" w:after="120"/>
+      </w:pPr>
+      <w:r>
+        <w:rPr>
+          <w:rFonts w:ascii="Times New Roman" w:hAnsi="Times New Roman" w:eastAsia="Malgun Gothic"/>
+          <w:b/>
+          <w:i w:val="0"/>
+          <w:sz w:val="22"/>
+        </w:rPr>
+        <w:t>«у всех налито?»</w:t>
+      </w:r>
+      <w:r>
+        <w:rPr>
+          <w:rFonts w:ascii="Times New Roman" w:hAnsi="Times New Roman" w:eastAsia="Malgun Gothic"/>
+          <w:b w:val="0"/>
+          <w:i w:val="0"/>
+          <w:sz w:val="22"/>
+        </w:rPr>
+        <w:t xml:space="preserve"> — 한국어 해설: “다들 잔 채웠어요?”. 건배 직전에 자리를 이끄는 사람이 확인하는 말로, налито는 налить의 단어미 수동형. 카탸가 료샤에게 건배사를 청하기 전에. 장면 14.</w:t>
+      </w:r>
+    </w:p>
+    <w:p>
+      <w:pPr>
+        <w:spacing w:before="0" w:after="120"/>
+      </w:pPr>
+      <w:r>
+        <w:rPr>
+          <w:rFonts w:ascii="Times New Roman" w:hAnsi="Times New Roman" w:eastAsia="Malgun Gothic"/>
+          <w:b/>
+          <w:i w:val="0"/>
+          <w:sz w:val="22"/>
+        </w:rPr>
+        <w:t>«Земля ему пухом»</w:t>
+      </w:r>
+      <w:r>
+        <w:rPr>
+          <w:rFonts w:ascii="Times New Roman" w:hAnsi="Times New Roman" w:eastAsia="Malgun Gothic"/>
+          <w:b w:val="0"/>
+          <w:i w:val="0"/>
+          <w:sz w:val="22"/>
+        </w:rPr>
+        <w:t xml:space="preserve"> — 한국어 해설: 직역 “땅이 그에게 솜털처럼 가볍기를”, 곧 “편히 잠드소서”. 추모 건배나 조문 때 고인에게 쓰는 관용구. 카탸가 파벨을 위한 잔에서. 장면 14.</w:t>
       </w:r>
     </w:p>
     <w:p>

--- a/러시아 인권변호사/5부/5부_10화_대의의_완성.docx
+++ b/러시아 인권변호사/5부/5부_10화_대의의_완성.docx
@@ -1324,6 +1324,98 @@
           <w:sz w:val="22"/>
         </w:rPr>
         <w:t>Третье: регион, где добывают недра, оставляет себе сорок процентов ренты, а не семь. Онега получит деньги на ту самую больницу напрямую, без поездок в Москву с протянутой рукой.</w:t>
+      </w:r>
+    </w:p>
+    <w:p>
+      <w:pPr>
+        <w:spacing w:before="0" w:after="110" w:line="300" w:lineRule="auto"/>
+      </w:pPr>
+      <w:r>
+        <w:rPr>
+          <w:rFonts w:ascii="Times New Roman" w:hAnsi="Times New Roman" w:eastAsia="Malgun Gothic"/>
+          <w:b/>
+          <w:i w:val="0"/>
+          <w:sz w:val="22"/>
+        </w:rPr>
+        <w:t xml:space="preserve">Лёша: </w:t>
+      </w:r>
+      <w:r>
+        <w:rPr>
+          <w:rFonts w:ascii="Times New Roman" w:hAnsi="Times New Roman" w:eastAsia="Malgun Gothic"/>
+          <w:b w:val="0"/>
+          <w:i w:val="0"/>
+          <w:sz w:val="22"/>
+        </w:rPr>
+        <w:t>Не слишком ли сухо? «По жребию», «независимый надзор» — завтра люди услышат канцелярит.</w:t>
+      </w:r>
+    </w:p>
+    <w:p>
+      <w:pPr>
+        <w:spacing w:before="0" w:after="110" w:line="300" w:lineRule="auto"/>
+      </w:pPr>
+      <w:r>
+        <w:rPr>
+          <w:rFonts w:ascii="Times New Roman" w:hAnsi="Times New Roman" w:eastAsia="Malgun Gothic"/>
+          <w:b/>
+          <w:i w:val="0"/>
+          <w:sz w:val="22"/>
+        </w:rPr>
+        <w:t xml:space="preserve">Ирина: </w:t>
+      </w:r>
+      <w:r>
+        <w:rPr>
+          <w:rFonts w:ascii="Times New Roman" w:hAnsi="Times New Roman" w:eastAsia="Malgun Gothic"/>
+          <w:b w:val="0"/>
+          <w:i w:val="0"/>
+          <w:sz w:val="22"/>
+        </w:rPr>
+        <w:t>Тогда скажите им, что это уже было. Тысяча восемьсот шестьдесят четвёртый год, судебные уставы. До них судья был чиновником, дело решали по бумагам, без сторон и без публики. После — суд присяжных, гласность, состязательность и несменяемость судей: судью нельзя было убрать за неудобный приговор. Указ обещал суд «скорый, правый, милостивый и равный для всех».</w:t>
+      </w:r>
+    </w:p>
+    <w:p>
+      <w:pPr>
+        <w:spacing w:before="0" w:after="110" w:line="300" w:lineRule="auto"/>
+      </w:pPr>
+      <w:r>
+        <w:rPr>
+          <w:rFonts w:ascii="Times New Roman" w:hAnsi="Times New Roman" w:eastAsia="Malgun Gothic"/>
+          <w:b/>
+          <w:i w:val="0"/>
+          <w:sz w:val="22"/>
+        </w:rPr>
+        <w:t xml:space="preserve">Катя: </w:t>
+      </w:r>
+      <w:r>
+        <w:rPr>
+          <w:rFonts w:ascii="Times New Roman" w:hAnsi="Times New Roman" w:eastAsia="Malgun Gothic"/>
+          <w:b w:val="0"/>
+          <w:i w:val="0"/>
+          <w:sz w:val="22"/>
+        </w:rPr>
+        <w:t>Красиво. И что стало с этим судом?</w:t>
+      </w:r>
+    </w:p>
+    <w:p>
+      <w:pPr>
+        <w:spacing w:before="0" w:after="110" w:line="300" w:lineRule="auto"/>
+      </w:pPr>
+      <w:r>
+        <w:rPr>
+          <w:rFonts w:ascii="Times New Roman" w:hAnsi="Times New Roman" w:eastAsia="Malgun Gothic"/>
+          <w:b/>
+          <w:i w:val="0"/>
+          <w:sz w:val="22"/>
+        </w:rPr>
+        <w:t xml:space="preserve">Ирина: </w:t>
+      </w:r>
+      <w:r>
+        <w:rPr>
+          <w:rFonts w:ascii="Times New Roman" w:hAnsi="Times New Roman" w:eastAsia="Malgun Gothic"/>
+          <w:b w:val="0"/>
+          <w:i w:val="0"/>
+          <w:sz w:val="22"/>
+        </w:rPr>
+        <w:t>Его тридцать лет урезали: политические дела забрали у присяжных, вводили исключения. Но до семнадцатого года он устоял, и адвокатура, которой Алексей Николаевич обязан профессией, родилась именно тогда. Главное было в одном: судья перестал быть судьёй царя и стал судьёй закона. Это слово люди поймут.</w:t>
       </w:r>
     </w:p>
     <w:p>
